--- a/docs/ASpectrum_FKeys.docx
+++ b/docs/ASpectrum_FKeys.docx
@@ -60,7 +60,7 @@
         <w:t xml:space="preserve">F8</w:t>
       </w:r>
       <w:r>
-        <w:t xml:space="preserve"> now starts from 640x480@60, and F5 switches memory contention. Snapshots load from the F12 browser. All F keys are on the USB keyboard.</w:t>
+        <w:t xml:space="preserve"> now starts from 640x480@60, and F5 switches memory contention and the floating bus. Snapshots load from the F12 browser. All F keys are on the USB keyboard.</w:t>
       </w:r>
     </w:p>
     <w:tbl>
@@ -255,7 +255,7 @@
           <w:p>
             <w:pPr/>
             <w:r>
-              <w:t xml:space="preserve">Memory contention on (default) / off</w:t>
+              <w:t xml:space="preserve">Memory contention and floating bus on (default) / off</w:t>
             </w:r>
           </w:p>
         </w:tc>
@@ -553,7 +553,7 @@
     <w:p>
       <w:pPr/>
       <w:r>
-        <w:t xml:space="preserve">Ctrl+Alt+Del resets the Spectrum and KEY0 on the board resets everything, as before. The new build has been tested in simulation and on the PC, but not yet on the hardware.</w:t>
+        <w:t xml:space="preserve">Ctrl+Alt+Del resets the Spectrum and KEY0 on the board resets everything, as before. Confirmed on the hardware: the 60 Hz start, F8, contention and the 50 Hz border alignment (Aquaplane), and the floating bus (Sidewize). Snapshots (F2) pass all simulations and PC tests but still need a hardware check.</w:t>
       </w:r>
     </w:p>
     <w:p>
@@ -1045,13 +1045,13 @@
         <w:pStyle w:val="Heading2"/>
       </w:pPr>
       <w:r>
-        <w:t xml:space="preserve">F5: memory contention</w:t>
+        <w:t xml:space="preserve">F5: memory contention and floating bus</w:t>
       </w:r>
     </w:p>
     <w:p>
       <w:pPr/>
       <w:r>
-        <w:t xml:space="preserve">F5 switches memory contention on (default) or off; the bottom row shows </w:t>
+        <w:t xml:space="preserve">F5 switches memory contention and the floating bus on (default) or off; the bottom row shows </w:t>
       </w:r>
       <w:r>
         <w:rPr>
@@ -1081,7 +1081,7 @@
         </w:numPr>
       </w:pPr>
       <w:r>
-        <w:t xml:space="preserve">Emulated for memory and port accesses (128K timing). Not emulated: the extra internal T-states some instructions contend, and the floating bus.</w:t>
+        <w:t xml:space="preserve">Emulated for memory and port accesses (128K timing), together with the floating bus (reading port FF returns the byte being drawn, as on a real 128K). Not emulated: the extra internal T-states some instructions contend, and ULA snow.</w:t>
       </w:r>
     </w:p>
     <w:p>
@@ -1128,7 +1128,7 @@
         </w:numPr>
       </w:pPr>
       <w:r>
-        <w:t xml:space="preserve">The default 24.1 was measured with Aquaplane's horizon stripe. It goes back to 24.1 after KEY0 or power-up.</w:t>
+        <w:t xml:space="preserve">The default 24.1 was measured with Aquaplane's horizon stripe and confirmed on the hardware. It goes back to 24.1 after KEY0 or power-up.</w:t>
       </w:r>
     </w:p>
     <w:p>

--- a/docs/ASpectrum_FKeys.docx
+++ b/docs/ASpectrum_FKeys.docx
@@ -553,7 +553,7 @@
     <w:p>
       <w:pPr/>
       <w:r>
-        <w:t xml:space="preserve">Ctrl+Alt+Del resets the Spectrum and KEY0 on the board resets everything, as before. Confirmed on the hardware: the 60 Hz start, F8, contention and the 50 Hz border alignment (Aquaplane), and the floating bus (Sidewize). Snapshots (F2) pass all simulations and PC tests but still need a hardware check.</w:t>
+        <w:t xml:space="preserve">Ctrl+Alt+Del resets the Spectrum and KEY0 on the board resets everything, as before. Confirmed on the hardware: the 60 Hz start, F8, contention and the 50 Hz border alignment (Aquaplane), the floating bus (Sidewize) and snapshots (F2 save, F12 load).</w:t>
       </w:r>
     </w:p>
     <w:p>

--- a/docs/ASpectrum_FKeys.docx
+++ b/docs/ASpectrum_FKeys.docx
@@ -60,7 +60,7 @@
         <w:t xml:space="preserve">F8</w:t>
       </w:r>
       <w:r>
-        <w:t xml:space="preserve"> now starts from 640x480@60, and F5 switches memory contention and the floating bus. Snapshots load from the F12 browser. All F keys are on the USB keyboard.</w:t>
+        <w:t xml:space="preserve"> now starts from 640x480@60, and F5 switches memory contention and the floating bus. Snapshots load from the F12 browser. All F keys are on the USB keyboard. 13 October: F3 opens the Bluetooth audio menu (headphones and speakers through the ESP32 board; see ASpectrum_Keys.docx).</w:t>
       </w:r>
     </w:p>
     <w:tbl>
@@ -209,7 +209,42 @@
           <w:p>
             <w:pPr/>
             <w:r>
-              <w:t xml:space="preserve">F3, F4</w:t>
+              <w:t xml:space="preserve">F3</w:t>
+            </w:r>
+          </w:p>
+        </w:tc>
+        <w:tc>
+          <w:tcPr>
+            <w:tcW w:w="3120" w:type="dxa"/>
+          </w:tcPr>
+          <w:p>
+            <w:pPr/>
+            <w:r>
+              <w:t xml:space="preserve">Bluetooth audio menu (ESP32 board): scan, connect, PIN, volume; F3 / Esc closes</w:t>
+            </w:r>
+          </w:p>
+        </w:tc>
+        <w:tc>
+          <w:tcPr>
+            <w:tcW w:w="3120" w:type="dxa"/>
+          </w:tcPr>
+          <w:p>
+            <w:pPr/>
+            <w:r>
+              <w:t xml:space="preserve">new (13 Oct)</w:t>
+            </w:r>
+          </w:p>
+        </w:tc>
+      </w:tr>
+      <w:tr>
+        <w:tc>
+          <w:tcPr>
+            <w:tcW w:w="3120" w:type="dxa"/>
+          </w:tcPr>
+          <w:p>
+            <w:pPr/>
+            <w:r>
+              <w:t xml:space="preserve">F4</w:t>
             </w:r>
           </w:p>
         </w:tc>
